--- a/docs/uniqueness-rules-simple.docx
+++ b/docs/uniqueness-rules-simple.docx
@@ -1010,7 +1010,7 @@
         <w:pStyle w:val="ListNumber"/>
       </w:pPr>
       <w:r>
-        <w:t>По результату:</w:t>
+        <w:t>По результату — всё делается прямо в amoCRM, никакая отдельная админка не нужна:</w:t>
       </w:r>
     </w:p>
     <w:p>
@@ -1018,7 +1018,7 @@
         <w:pStyle w:val="ListBullet2"/>
       </w:pPr>
       <w:r>
-        <w:t>Клиент подтверждает брокера → менеджер открывает админку → подтверждает уникальность → клиент в кабинете брокера переходит из «На проверке» в «Уникален».</w:t>
+        <w:t>Клиент подтверждает брокера → открой лид в amoCRM → прикрепи брокера-агента вторым контактом к лиду (через блок «Контакты» → «Добавить контакт»). Кабинет брокера автоматически (в течение секунд) переключится с «На проверке» на «Уникален» на 30 дней.</w:t>
       </w:r>
     </w:p>
     <w:p>
@@ -1026,7 +1026,18 @@
         <w:pStyle w:val="ListBullet2"/>
       </w:pPr>
       <w:r>
-        <w:t>Клиент не подтверждает → менеджер отклоняет → клиент в кабинете брокера переходит в «Не уникален».</w:t>
+        <w:t>Клиент не подтверждает → ничего не прикрепляй. Можно либо оставить как есть (через 30 дней статус истечёт автоматически), либо закрыть лид «не реализовано» через стандартные этапы amoCRM.</w:t>
+      </w:r>
+    </w:p>
+    <w:p>
+      <w:pPr>
+        <w:ind w:left="567"/>
+      </w:pPr>
+      <w:r>
+        <w:rPr>
+          <w:i/>
+        </w:rPr>
+        <w:t>Важно: кнопка «открепить» в amoCRM работает и наоборот — если потом ты уберёшь контакт-брокера из лида, кабинет переключится на «Не уникален». Если прикрепишь обратно — снова «Уникален». КЦ управляет уникальностью только через прикрепление/открепление контакта в amoCRM.</w:t>
       </w:r>
     </w:p>
     <w:p>
